--- a/CellSense_AI_Solution_Document.docx
+++ b/CellSense_AI_Solution_Document.docx
@@ -482,7 +482,7 @@
                 <w:sz w:val="19"/>
                 <w:szCs w:val="19"/>
               </w:rPr>
-              <w:t xml:space="preserve">100% free &amp; public: NASA, Oxford, MIT battery datasets + public OEM/safety documents</w:t>
+              <w:t xml:space="preserve">Real NASA PCoE battery cells (34 cells; core B0005/06/07/18) — 100% real, no synthetic data in the model</w:t>
             </w:r>
           </w:p>
         </w:tc>
@@ -4581,7 +4581,7 @@
           <w:sz w:val="21"/>
           <w:szCs w:val="21"/>
         </w:rPr>
-        <w:t xml:space="preserve">The machine-learning core is trained and validated on real, public battery-degradation datasets. Only the fleet 'wrapper' (asset IDs, routes, duty cycles) is synthesised — and clearly labelled as illustrative. This keeps the provable metric honest while giving a realistic fleet narrative.</w:t>
+        <w:t xml:space="preserve">The machine-learning core is trained and validated exclusively on real, public NASA battery-degradation cells — no synthetic data enters the model. Only the fleet 'wrapper' (asset IDs, routes, duty cycles) is illustrative and clearly labelled; it is presentation framing and never feeds a prediction.</w:t>
       </w:r>
     </w:p>
     <w:tbl>
@@ -4597,10 +4597,10 @@
         </w:tblBorders>
       </w:tblPr>
       <w:tblGrid>
-        <w:gridCol w:w="2500"/>
-        <w:gridCol w:w="2500"/>
-        <w:gridCol w:w="1600"/>
-        <w:gridCol w:w="2426"/>
+        <w:gridCol w:w="3000"/>
+        <w:gridCol w:w="2600"/>
+        <w:gridCol w:w="1900"/>
+        <w:gridCol w:w="1526"/>
       </w:tblGrid>
       <w:tr>
         <w:trPr>
@@ -4608,7 +4608,7 @@
         </w:trPr>
         <w:tc>
           <w:tcPr>
-            <w:tcW w:type="dxa" w:w="2500"/>
+            <w:tcW w:type="dxa" w:w="3000"/>
             <w:shd w:fill="1F3A5F" w:color="auto" w:val="clear"/>
             <w:tcMar>
               <w:top w:type="dxa" w:w="60"/>
@@ -4636,7 +4636,7 @@
         </w:tc>
         <w:tc>
           <w:tcPr>
-            <w:tcW w:type="dxa" w:w="2500"/>
+            <w:tcW w:type="dxa" w:w="2600"/>
             <w:shd w:fill="1F3A5F" w:color="auto" w:val="clear"/>
             <w:tcMar>
               <w:top w:type="dxa" w:w="60"/>
@@ -4664,7 +4664,7 @@
         </w:tc>
         <w:tc>
           <w:tcPr>
-            <w:tcW w:type="dxa" w:w="1600"/>
+            <w:tcW w:type="dxa" w:w="1900"/>
             <w:shd w:fill="1F3A5F" w:color="auto" w:val="clear"/>
             <w:tcMar>
               <w:top w:type="dxa" w:w="60"/>
@@ -4686,13 +4686,13 @@
                 <w:sz w:val="19"/>
                 <w:szCs w:val="19"/>
               </w:rPr>
-              <w:t xml:space="preserve">Public?</w:t>
-            </w:r>
-          </w:p>
-        </w:tc>
-        <w:tc>
-          <w:tcPr>
-            <w:tcW w:type="dxa" w:w="2426"/>
+              <w:t xml:space="preserve">Status</w:t>
+            </w:r>
+          </w:p>
+        </w:tc>
+        <w:tc>
+          <w:tcPr>
+            <w:tcW w:type="dxa" w:w="1526"/>
             <w:shd w:fill="1F3A5F" w:color="auto" w:val="clear"/>
             <w:tcMar>
               <w:top w:type="dxa" w:w="60"/>
@@ -4722,88 +4722,88 @@
       <w:tr>
         <w:tc>
           <w:tcPr>
-            <w:tcW w:type="dxa" w:w="2500"/>
-            <w:shd w:fill="FFFFFF" w:color="auto" w:val="clear"/>
-            <w:tcMar>
-              <w:top w:type="dxa" w:w="60"/>
-              <w:left w:type="dxa" w:w="90"/>
-              <w:bottom w:type="dxa" w:w="60"/>
-              <w:right w:type="dxa" w:w="90"/>
-            </w:tcMar>
-            <w:vAlign w:val="center"/>
-          </w:tcPr>
-          <w:p>
-            <w:pPr>
-              <w:spacing w:after="0" w:line="264"/>
-            </w:pPr>
-            <w:r>
-              <w:rPr>
-                <w:b/>
-                <w:bCs/>
-                <w:sz w:val="19"/>
-                <w:szCs w:val="19"/>
-              </w:rPr>
-              <w:t xml:space="preserve">NASA PCoE Li-ion Aging</w:t>
-            </w:r>
-          </w:p>
-        </w:tc>
-        <w:tc>
-          <w:tcPr>
-            <w:tcW w:type="dxa" w:w="2500"/>
-            <w:shd w:fill="FFFFFF" w:color="auto" w:val="clear"/>
-            <w:tcMar>
-              <w:top w:type="dxa" w:w="60"/>
-              <w:left w:type="dxa" w:w="90"/>
-              <w:bottom w:type="dxa" w:w="60"/>
-              <w:right w:type="dxa" w:w="90"/>
-            </w:tcMar>
-            <w:vAlign w:val="center"/>
-          </w:tcPr>
-          <w:p>
-            <w:pPr>
-              <w:spacing w:after="0" w:line="264"/>
-            </w:pPr>
-            <w:r>
-              <w:rPr>
-                <w:b w:val="false"/>
-                <w:bCs w:val="false"/>
-                <w:sz w:val="19"/>
-                <w:szCs w:val="19"/>
-              </w:rPr>
-              <w:t xml:space="preserve">Train/validate SoH + RUL</w:t>
-            </w:r>
-          </w:p>
-        </w:tc>
-        <w:tc>
-          <w:tcPr>
-            <w:tcW w:type="dxa" w:w="1600"/>
-            <w:shd w:fill="FFFFFF" w:color="auto" w:val="clear"/>
-            <w:tcMar>
-              <w:top w:type="dxa" w:w="60"/>
-              <w:left w:type="dxa" w:w="90"/>
-              <w:bottom w:type="dxa" w:w="60"/>
-              <w:right w:type="dxa" w:w="90"/>
-            </w:tcMar>
-            <w:vAlign w:val="center"/>
-          </w:tcPr>
-          <w:p>
-            <w:pPr>
-              <w:spacing w:after="0" w:line="264"/>
-            </w:pPr>
-            <w:r>
-              <w:rPr>
-                <w:b w:val="false"/>
-                <w:bCs w:val="false"/>
-                <w:sz w:val="19"/>
-                <w:szCs w:val="19"/>
-              </w:rPr>
-              <w:t xml:space="preserve">Yes — free</w:t>
-            </w:r>
-          </w:p>
-        </w:tc>
-        <w:tc>
-          <w:tcPr>
-            <w:tcW w:type="dxa" w:w="2426"/>
+            <w:tcW w:type="dxa" w:w="3000"/>
+            <w:shd w:fill="FFFFFF" w:color="auto" w:val="clear"/>
+            <w:tcMar>
+              <w:top w:type="dxa" w:w="60"/>
+              <w:left w:type="dxa" w:w="90"/>
+              <w:bottom w:type="dxa" w:w="60"/>
+              <w:right w:type="dxa" w:w="90"/>
+            </w:tcMar>
+            <w:vAlign w:val="center"/>
+          </w:tcPr>
+          <w:p>
+            <w:pPr>
+              <w:spacing w:after="0" w:line="264"/>
+            </w:pPr>
+            <w:r>
+              <w:rPr>
+                <w:b/>
+                <w:bCs/>
+                <w:sz w:val="19"/>
+                <w:szCs w:val="19"/>
+              </w:rPr>
+              <w:t xml:space="preserve">NASA PCoE Li-ion Aging (34 real cells)</w:t>
+            </w:r>
+          </w:p>
+        </w:tc>
+        <w:tc>
+          <w:tcPr>
+            <w:tcW w:type="dxa" w:w="2600"/>
+            <w:shd w:fill="FFFFFF" w:color="auto" w:val="clear"/>
+            <w:tcMar>
+              <w:top w:type="dxa" w:w="60"/>
+              <w:left w:type="dxa" w:w="90"/>
+              <w:bottom w:type="dxa" w:w="60"/>
+              <w:right w:type="dxa" w:w="90"/>
+            </w:tcMar>
+            <w:vAlign w:val="center"/>
+          </w:tcPr>
+          <w:p>
+            <w:pPr>
+              <w:spacing w:after="0" w:line="264"/>
+            </w:pPr>
+            <w:r>
+              <w:rPr>
+                <w:b w:val="false"/>
+                <w:bCs w:val="false"/>
+                <w:sz w:val="19"/>
+                <w:szCs w:val="19"/>
+              </w:rPr>
+              <w:t xml:space="preserve">Train / validate SoH + RUL</w:t>
+            </w:r>
+          </w:p>
+        </w:tc>
+        <w:tc>
+          <w:tcPr>
+            <w:tcW w:type="dxa" w:w="1900"/>
+            <w:shd w:fill="FFFFFF" w:color="auto" w:val="clear"/>
+            <w:tcMar>
+              <w:top w:type="dxa" w:w="60"/>
+              <w:left w:type="dxa" w:w="90"/>
+              <w:bottom w:type="dxa" w:w="60"/>
+              <w:right w:type="dxa" w:w="90"/>
+            </w:tcMar>
+            <w:vAlign w:val="center"/>
+          </w:tcPr>
+          <w:p>
+            <w:pPr>
+              <w:spacing w:after="0" w:line="264"/>
+            </w:pPr>
+            <w:r>
+              <w:rPr>
+                <w:b w:val="false"/>
+                <w:bCs w:val="false"/>
+                <w:sz w:val="19"/>
+                <w:szCs w:val="19"/>
+              </w:rPr>
+              <w:t xml:space="preserve">Downloaded &amp; in use</w:t>
+            </w:r>
+          </w:p>
+        </w:tc>
+        <w:tc>
+          <w:tcPr>
+            <w:tcW w:type="dxa" w:w="1526"/>
             <w:shd w:fill="FFFFFF" w:color="auto" w:val="clear"/>
             <w:tcMar>
               <w:top w:type="dxa" w:w="60"/>
@@ -4832,88 +4832,88 @@
       <w:tr>
         <w:tc>
           <w:tcPr>
-            <w:tcW w:type="dxa" w:w="2500"/>
-            <w:shd w:fill="F4F7FB" w:color="auto" w:val="clear"/>
-            <w:tcMar>
-              <w:top w:type="dxa" w:w="60"/>
-              <w:left w:type="dxa" w:w="90"/>
-              <w:bottom w:type="dxa" w:w="60"/>
-              <w:right w:type="dxa" w:w="90"/>
-            </w:tcMar>
-            <w:vAlign w:val="center"/>
-          </w:tcPr>
-          <w:p>
-            <w:pPr>
-              <w:spacing w:after="0" w:line="264"/>
-            </w:pPr>
-            <w:r>
-              <w:rPr>
-                <w:b/>
-                <w:bCs/>
-                <w:sz w:val="19"/>
-                <w:szCs w:val="19"/>
-              </w:rPr>
-              <w:t xml:space="preserve">Oxford Battery Degradation</w:t>
-            </w:r>
-          </w:p>
-        </w:tc>
-        <w:tc>
-          <w:tcPr>
-            <w:tcW w:type="dxa" w:w="2500"/>
-            <w:shd w:fill="F4F7FB" w:color="auto" w:val="clear"/>
-            <w:tcMar>
-              <w:top w:type="dxa" w:w="60"/>
-              <w:left w:type="dxa" w:w="90"/>
-              <w:bottom w:type="dxa" w:w="60"/>
-              <w:right w:type="dxa" w:w="90"/>
-            </w:tcMar>
-            <w:vAlign w:val="center"/>
-          </w:tcPr>
-          <w:p>
-            <w:pPr>
-              <w:spacing w:after="0" w:line="264"/>
-            </w:pPr>
-            <w:r>
-              <w:rPr>
-                <w:b w:val="false"/>
-                <w:bCs w:val="false"/>
-                <w:sz w:val="19"/>
-                <w:szCs w:val="19"/>
-              </w:rPr>
-              <w:t xml:space="preserve">Cross-validate generalisation</w:t>
-            </w:r>
-          </w:p>
-        </w:tc>
-        <w:tc>
-          <w:tcPr>
-            <w:tcW w:type="dxa" w:w="1600"/>
-            <w:shd w:fill="F4F7FB" w:color="auto" w:val="clear"/>
-            <w:tcMar>
-              <w:top w:type="dxa" w:w="60"/>
-              <w:left w:type="dxa" w:w="90"/>
-              <w:bottom w:type="dxa" w:w="60"/>
-              <w:right w:type="dxa" w:w="90"/>
-            </w:tcMar>
-            <w:vAlign w:val="center"/>
-          </w:tcPr>
-          <w:p>
-            <w:pPr>
-              <w:spacing w:after="0" w:line="264"/>
-            </w:pPr>
-            <w:r>
-              <w:rPr>
-                <w:b w:val="false"/>
-                <w:bCs w:val="false"/>
-                <w:sz w:val="19"/>
-                <w:szCs w:val="19"/>
-              </w:rPr>
-              <w:t xml:space="preserve">Yes — free</w:t>
-            </w:r>
-          </w:p>
-        </w:tc>
-        <w:tc>
-          <w:tcPr>
-            <w:tcW w:type="dxa" w:w="2426"/>
+            <w:tcW w:type="dxa" w:w="3000"/>
+            <w:shd w:fill="F4F7FB" w:color="auto" w:val="clear"/>
+            <w:tcMar>
+              <w:top w:type="dxa" w:w="60"/>
+              <w:left w:type="dxa" w:w="90"/>
+              <w:bottom w:type="dxa" w:w="60"/>
+              <w:right w:type="dxa" w:w="90"/>
+            </w:tcMar>
+            <w:vAlign w:val="center"/>
+          </w:tcPr>
+          <w:p>
+            <w:pPr>
+              <w:spacing w:after="0" w:line="264"/>
+            </w:pPr>
+            <w:r>
+              <w:rPr>
+                <w:b/>
+                <w:bCs/>
+                <w:sz w:val="19"/>
+                <w:szCs w:val="19"/>
+              </w:rPr>
+              <w:t xml:space="preserve">→ core cells B0005 / B0006 / B0007 / B0018</w:t>
+            </w:r>
+          </w:p>
+        </w:tc>
+        <w:tc>
+          <w:tcPr>
+            <w:tcW w:type="dxa" w:w="2600"/>
+            <w:shd w:fill="F4F7FB" w:color="auto" w:val="clear"/>
+            <w:tcMar>
+              <w:top w:type="dxa" w:w="60"/>
+              <w:left w:type="dxa" w:w="90"/>
+              <w:bottom w:type="dxa" w:w="60"/>
+              <w:right w:type="dxa" w:w="90"/>
+            </w:tcMar>
+            <w:vAlign w:val="center"/>
+          </w:tcPr>
+          <w:p>
+            <w:pPr>
+              <w:spacing w:after="0" w:line="264"/>
+            </w:pPr>
+            <w:r>
+              <w:rPr>
+                <w:b w:val="false"/>
+                <w:bCs w:val="false"/>
+                <w:sz w:val="19"/>
+                <w:szCs w:val="19"/>
+              </w:rPr>
+              <w:t xml:space="preserve">P1 headline metric</w:t>
+            </w:r>
+          </w:p>
+        </w:tc>
+        <w:tc>
+          <w:tcPr>
+            <w:tcW w:type="dxa" w:w="1900"/>
+            <w:shd w:fill="F4F7FB" w:color="auto" w:val="clear"/>
+            <w:tcMar>
+              <w:top w:type="dxa" w:w="60"/>
+              <w:left w:type="dxa" w:w="90"/>
+              <w:bottom w:type="dxa" w:w="60"/>
+              <w:right w:type="dxa" w:w="90"/>
+            </w:tcMar>
+            <w:vAlign w:val="center"/>
+          </w:tcPr>
+          <w:p>
+            <w:pPr>
+              <w:spacing w:after="0" w:line="264"/>
+            </w:pPr>
+            <w:r>
+              <w:rPr>
+                <w:b w:val="false"/>
+                <w:bCs w:val="false"/>
+                <w:sz w:val="19"/>
+                <w:szCs w:val="19"/>
+              </w:rPr>
+              <w:t xml:space="preserve">In use</w:t>
+            </w:r>
+          </w:p>
+        </w:tc>
+        <w:tc>
+          <w:tcPr>
+            <w:tcW w:type="dxa" w:w="1526"/>
             <w:shd w:fill="F4F7FB" w:color="auto" w:val="clear"/>
             <w:tcMar>
               <w:top w:type="dxa" w:w="60"/>
@@ -4942,109 +4942,109 @@
       <w:tr>
         <w:tc>
           <w:tcPr>
-            <w:tcW w:type="dxa" w:w="2500"/>
-            <w:shd w:fill="FFFFFF" w:color="auto" w:val="clear"/>
-            <w:tcMar>
-              <w:top w:type="dxa" w:w="60"/>
-              <w:left w:type="dxa" w:w="90"/>
-              <w:bottom w:type="dxa" w:w="60"/>
-              <w:right w:type="dxa" w:w="90"/>
-            </w:tcMar>
-            <w:vAlign w:val="center"/>
-          </w:tcPr>
-          <w:p>
-            <w:pPr>
-              <w:spacing w:after="0" w:line="264"/>
-            </w:pPr>
-            <w:r>
-              <w:rPr>
-                <w:b/>
-                <w:bCs/>
-                <w:sz w:val="19"/>
-                <w:szCs w:val="19"/>
-              </w:rPr>
-              <w:t xml:space="preserve">MIT–Stanford (TRI) cycle-life</w:t>
-            </w:r>
-          </w:p>
-        </w:tc>
-        <w:tc>
-          <w:tcPr>
-            <w:tcW w:type="dxa" w:w="2500"/>
-            <w:shd w:fill="FFFFFF" w:color="auto" w:val="clear"/>
-            <w:tcMar>
-              <w:top w:type="dxa" w:w="60"/>
-              <w:left w:type="dxa" w:w="90"/>
-              <w:bottom w:type="dxa" w:w="60"/>
-              <w:right w:type="dxa" w:w="90"/>
-            </w:tcMar>
-            <w:vAlign w:val="center"/>
-          </w:tcPr>
-          <w:p>
-            <w:pPr>
-              <w:spacing w:after="0" w:line="264"/>
-            </w:pPr>
-            <w:r>
-              <w:rPr>
-                <w:b w:val="false"/>
-                <w:bCs w:val="false"/>
-                <w:sz w:val="19"/>
-                <w:szCs w:val="19"/>
-              </w:rPr>
-              <w:t xml:space="preserve">Large-scale RUL benchmark</w:t>
-            </w:r>
-          </w:p>
-        </w:tc>
-        <w:tc>
-          <w:tcPr>
-            <w:tcW w:type="dxa" w:w="1600"/>
-            <w:shd w:fill="FFFFFF" w:color="auto" w:val="clear"/>
-            <w:tcMar>
-              <w:top w:type="dxa" w:w="60"/>
-              <w:left w:type="dxa" w:w="90"/>
-              <w:bottom w:type="dxa" w:w="60"/>
-              <w:right w:type="dxa" w:w="90"/>
-            </w:tcMar>
-            <w:vAlign w:val="center"/>
-          </w:tcPr>
-          <w:p>
-            <w:pPr>
-              <w:spacing w:after="0" w:line="264"/>
-            </w:pPr>
-            <w:r>
-              <w:rPr>
-                <w:b w:val="false"/>
-                <w:bCs w:val="false"/>
-                <w:sz w:val="19"/>
-                <w:szCs w:val="19"/>
-              </w:rPr>
-              <w:t xml:space="preserve">Yes — free</w:t>
-            </w:r>
-          </w:p>
-        </w:tc>
-        <w:tc>
-          <w:tcPr>
-            <w:tcW w:type="dxa" w:w="2426"/>
-            <w:shd w:fill="FFFFFF" w:color="auto" w:val="clear"/>
-            <w:tcMar>
-              <w:top w:type="dxa" w:w="60"/>
-              <w:left w:type="dxa" w:w="90"/>
-              <w:bottom w:type="dxa" w:w="60"/>
-              <w:right w:type="dxa" w:w="90"/>
-            </w:tcMar>
-            <w:vAlign w:val="center"/>
-          </w:tcPr>
-          <w:p>
-            <w:pPr>
-              <w:spacing w:after="0" w:line="264"/>
-            </w:pPr>
-            <w:r>
-              <w:rPr>
-                <w:b w:val="false"/>
-                <w:bCs w:val="false"/>
-                <w:sz w:val="19"/>
-                <w:szCs w:val="19"/>
-              </w:rPr>
-              <w:t xml:space="preserve">Easy–Med</w:t>
+            <w:tcW w:type="dxa" w:w="3000"/>
+            <w:shd w:fill="FFFFFF" w:color="auto" w:val="clear"/>
+            <w:tcMar>
+              <w:top w:type="dxa" w:w="60"/>
+              <w:left w:type="dxa" w:w="90"/>
+              <w:bottom w:type="dxa" w:w="60"/>
+              <w:right w:type="dxa" w:w="90"/>
+            </w:tcMar>
+            <w:vAlign w:val="center"/>
+          </w:tcPr>
+          <w:p>
+            <w:pPr>
+              <w:spacing w:after="0" w:line="264"/>
+            </w:pPr>
+            <w:r>
+              <w:rPr>
+                <w:b/>
+                <w:bCs/>
+                <w:sz w:val="19"/>
+                <w:szCs w:val="19"/>
+              </w:rPr>
+              <w:t xml:space="preserve">Oxford Battery Degradation</w:t>
+            </w:r>
+          </w:p>
+        </w:tc>
+        <w:tc>
+          <w:tcPr>
+            <w:tcW w:type="dxa" w:w="2600"/>
+            <w:shd w:fill="FFFFFF" w:color="auto" w:val="clear"/>
+            <w:tcMar>
+              <w:top w:type="dxa" w:w="60"/>
+              <w:left w:type="dxa" w:w="90"/>
+              <w:bottom w:type="dxa" w:w="60"/>
+              <w:right w:type="dxa" w:w="90"/>
+            </w:tcMar>
+            <w:vAlign w:val="center"/>
+          </w:tcPr>
+          <w:p>
+            <w:pPr>
+              <w:spacing w:after="0" w:line="264"/>
+            </w:pPr>
+            <w:r>
+              <w:rPr>
+                <w:b w:val="false"/>
+                <w:bCs w:val="false"/>
+                <w:sz w:val="19"/>
+                <w:szCs w:val="19"/>
+              </w:rPr>
+              <w:t xml:space="preserve">Cross-dataset validation</w:t>
+            </w:r>
+          </w:p>
+        </w:tc>
+        <w:tc>
+          <w:tcPr>
+            <w:tcW w:type="dxa" w:w="1900"/>
+            <w:shd w:fill="FFFFFF" w:color="auto" w:val="clear"/>
+            <w:tcMar>
+              <w:top w:type="dxa" w:w="60"/>
+              <w:left w:type="dxa" w:w="90"/>
+              <w:bottom w:type="dxa" w:w="60"/>
+              <w:right w:type="dxa" w:w="90"/>
+            </w:tcMar>
+            <w:vAlign w:val="center"/>
+          </w:tcPr>
+          <w:p>
+            <w:pPr>
+              <w:spacing w:after="0" w:line="264"/>
+            </w:pPr>
+            <w:r>
+              <w:rPr>
+                <w:b w:val="false"/>
+                <w:bCs w:val="false"/>
+                <w:sz w:val="19"/>
+                <w:szCs w:val="19"/>
+              </w:rPr>
+              <w:t xml:space="preserve">Optional / planned</w:t>
+            </w:r>
+          </w:p>
+        </w:tc>
+        <w:tc>
+          <w:tcPr>
+            <w:tcW w:type="dxa" w:w="1526"/>
+            <w:shd w:fill="FFFFFF" w:color="auto" w:val="clear"/>
+            <w:tcMar>
+              <w:top w:type="dxa" w:w="60"/>
+              <w:left w:type="dxa" w:w="90"/>
+              <w:bottom w:type="dxa" w:w="60"/>
+              <w:right w:type="dxa" w:w="90"/>
+            </w:tcMar>
+            <w:vAlign w:val="center"/>
+          </w:tcPr>
+          <w:p>
+            <w:pPr>
+              <w:spacing w:after="0" w:line="264"/>
+            </w:pPr>
+            <w:r>
+              <w:rPr>
+                <w:b w:val="false"/>
+                <w:bCs w:val="false"/>
+                <w:sz w:val="19"/>
+                <w:szCs w:val="19"/>
+              </w:rPr>
+              <w:t xml:space="preserve">Easy</w:t>
             </w:r>
           </w:p>
         </w:tc>
@@ -5052,109 +5052,109 @@
       <w:tr>
         <w:tc>
           <w:tcPr>
-            <w:tcW w:type="dxa" w:w="2500"/>
-            <w:shd w:fill="F4F7FB" w:color="auto" w:val="clear"/>
-            <w:tcMar>
-              <w:top w:type="dxa" w:w="60"/>
-              <w:left w:type="dxa" w:w="90"/>
-              <w:bottom w:type="dxa" w:w="60"/>
-              <w:right w:type="dxa" w:w="90"/>
-            </w:tcMar>
-            <w:vAlign w:val="center"/>
-          </w:tcPr>
-          <w:p>
-            <w:pPr>
-              <w:spacing w:after="0" w:line="264"/>
-            </w:pPr>
-            <w:r>
-              <w:rPr>
-                <w:b/>
-                <w:bCs/>
-                <w:sz w:val="19"/>
-                <w:szCs w:val="19"/>
-              </w:rPr>
-              <w:t xml:space="preserve">OEM manuals / SOPs / safety standards</w:t>
-            </w:r>
-          </w:p>
-        </w:tc>
-        <w:tc>
-          <w:tcPr>
-            <w:tcW w:type="dxa" w:w="2500"/>
-            <w:shd w:fill="F4F7FB" w:color="auto" w:val="clear"/>
-            <w:tcMar>
-              <w:top w:type="dxa" w:w="60"/>
-              <w:left w:type="dxa" w:w="90"/>
-              <w:bottom w:type="dxa" w:w="60"/>
-              <w:right w:type="dxa" w:w="90"/>
-            </w:tcMar>
-            <w:vAlign w:val="center"/>
-          </w:tcPr>
-          <w:p>
-            <w:pPr>
-              <w:spacing w:after="0" w:line="264"/>
-            </w:pPr>
-            <w:r>
-              <w:rPr>
-                <w:b w:val="false"/>
-                <w:bCs w:val="false"/>
-                <w:sz w:val="19"/>
-                <w:szCs w:val="19"/>
-              </w:rPr>
-              <w:t xml:space="preserve">RAG grounding corpus</w:t>
-            </w:r>
-          </w:p>
-        </w:tc>
-        <w:tc>
-          <w:tcPr>
-            <w:tcW w:type="dxa" w:w="1600"/>
-            <w:shd w:fill="F4F7FB" w:color="auto" w:val="clear"/>
-            <w:tcMar>
-              <w:top w:type="dxa" w:w="60"/>
-              <w:left w:type="dxa" w:w="90"/>
-              <w:bottom w:type="dxa" w:w="60"/>
-              <w:right w:type="dxa" w:w="90"/>
-            </w:tcMar>
-            <w:vAlign w:val="center"/>
-          </w:tcPr>
-          <w:p>
-            <w:pPr>
-              <w:spacing w:after="0" w:line="264"/>
-            </w:pPr>
-            <w:r>
-              <w:rPr>
-                <w:b w:val="false"/>
-                <w:bCs w:val="false"/>
-                <w:sz w:val="19"/>
-                <w:szCs w:val="19"/>
-              </w:rPr>
-              <w:t xml:space="preserve">Partial (public PDFs)</w:t>
-            </w:r>
-          </w:p>
-        </w:tc>
-        <w:tc>
-          <w:tcPr>
-            <w:tcW w:type="dxa" w:w="2426"/>
-            <w:shd w:fill="F4F7FB" w:color="auto" w:val="clear"/>
-            <w:tcMar>
-              <w:top w:type="dxa" w:w="60"/>
-              <w:left w:type="dxa" w:w="90"/>
-              <w:bottom w:type="dxa" w:w="60"/>
-              <w:right w:type="dxa" w:w="90"/>
-            </w:tcMar>
-            <w:vAlign w:val="center"/>
-          </w:tcPr>
-          <w:p>
-            <w:pPr>
-              <w:spacing w:after="0" w:line="264"/>
-            </w:pPr>
-            <w:r>
-              <w:rPr>
-                <w:b w:val="false"/>
-                <w:bCs w:val="false"/>
-                <w:sz w:val="19"/>
-                <w:szCs w:val="19"/>
-              </w:rPr>
-              <w:t xml:space="preserve">Medium</w:t>
+            <w:tcW w:type="dxa" w:w="3000"/>
+            <w:shd w:fill="F4F7FB" w:color="auto" w:val="clear"/>
+            <w:tcMar>
+              <w:top w:type="dxa" w:w="60"/>
+              <w:left w:type="dxa" w:w="90"/>
+              <w:bottom w:type="dxa" w:w="60"/>
+              <w:right w:type="dxa" w:w="90"/>
+            </w:tcMar>
+            <w:vAlign w:val="center"/>
+          </w:tcPr>
+          <w:p>
+            <w:pPr>
+              <w:spacing w:after="0" w:line="264"/>
+            </w:pPr>
+            <w:r>
+              <w:rPr>
+                <w:b/>
+                <w:bCs/>
+                <w:sz w:val="19"/>
+                <w:szCs w:val="19"/>
+              </w:rPr>
+              <w:t xml:space="preserve">MIT–Stanford (TRI) cycle-life</w:t>
+            </w:r>
+          </w:p>
+        </w:tc>
+        <w:tc>
+          <w:tcPr>
+            <w:tcW w:type="dxa" w:w="2600"/>
+            <w:shd w:fill="F4F7FB" w:color="auto" w:val="clear"/>
+            <w:tcMar>
+              <w:top w:type="dxa" w:w="60"/>
+              <w:left w:type="dxa" w:w="90"/>
+              <w:bottom w:type="dxa" w:w="60"/>
+              <w:right w:type="dxa" w:w="90"/>
+            </w:tcMar>
+            <w:vAlign w:val="center"/>
+          </w:tcPr>
+          <w:p>
+            <w:pPr>
+              <w:spacing w:after="0" w:line="264"/>
+            </w:pPr>
+            <w:r>
+              <w:rPr>
+                <w:b w:val="false"/>
+                <w:bCs w:val="false"/>
+                <w:sz w:val="19"/>
+                <w:szCs w:val="19"/>
+              </w:rPr>
+              <w:t xml:space="preserve">Larger RUL benchmark</w:t>
+            </w:r>
+          </w:p>
+        </w:tc>
+        <w:tc>
+          <w:tcPr>
+            <w:tcW w:type="dxa" w:w="1900"/>
+            <w:shd w:fill="F4F7FB" w:color="auto" w:val="clear"/>
+            <w:tcMar>
+              <w:top w:type="dxa" w:w="60"/>
+              <w:left w:type="dxa" w:w="90"/>
+              <w:bottom w:type="dxa" w:w="60"/>
+              <w:right w:type="dxa" w:w="90"/>
+            </w:tcMar>
+            <w:vAlign w:val="center"/>
+          </w:tcPr>
+          <w:p>
+            <w:pPr>
+              <w:spacing w:after="0" w:line="264"/>
+            </w:pPr>
+            <w:r>
+              <w:rPr>
+                <w:b w:val="false"/>
+                <w:bCs w:val="false"/>
+                <w:sz w:val="19"/>
+                <w:szCs w:val="19"/>
+              </w:rPr>
+              <w:t xml:space="preserve">Optional / planned</w:t>
+            </w:r>
+          </w:p>
+        </w:tc>
+        <w:tc>
+          <w:tcPr>
+            <w:tcW w:type="dxa" w:w="1526"/>
+            <w:shd w:fill="F4F7FB" w:color="auto" w:val="clear"/>
+            <w:tcMar>
+              <w:top w:type="dxa" w:w="60"/>
+              <w:left w:type="dxa" w:w="90"/>
+              <w:bottom w:type="dxa" w:w="60"/>
+              <w:right w:type="dxa" w:w="90"/>
+            </w:tcMar>
+            <w:vAlign w:val="center"/>
+          </w:tcPr>
+          <w:p>
+            <w:pPr>
+              <w:spacing w:after="0" w:line="264"/>
+            </w:pPr>
+            <w:r>
+              <w:rPr>
+                <w:b w:val="false"/>
+                <w:bCs w:val="false"/>
+                <w:sz w:val="19"/>
+                <w:szCs w:val="19"/>
+              </w:rPr>
+              <w:t xml:space="preserve">Easy–Med</w:t>
             </w:r>
           </w:p>
         </w:tc>
@@ -5162,89 +5162,199 @@
       <w:tr>
         <w:tc>
           <w:tcPr>
-            <w:tcW w:type="dxa" w:w="2500"/>
-            <w:shd w:fill="FFFFFF" w:color="auto" w:val="clear"/>
-            <w:tcMar>
-              <w:top w:type="dxa" w:w="60"/>
-              <w:left w:type="dxa" w:w="90"/>
-              <w:bottom w:type="dxa" w:w="60"/>
-              <w:right w:type="dxa" w:w="90"/>
-            </w:tcMar>
-            <w:vAlign w:val="center"/>
-          </w:tcPr>
-          <w:p>
-            <w:pPr>
-              <w:spacing w:after="0" w:line="264"/>
-            </w:pPr>
-            <w:r>
-              <w:rPr>
-                <w:b/>
-                <w:bCs/>
-                <w:sz w:val="19"/>
-                <w:szCs w:val="19"/>
-              </w:rPr>
-              <w:t xml:space="preserve">Fleet metadata (routes, duty cycles)</w:t>
-            </w:r>
-          </w:p>
-        </w:tc>
-        <w:tc>
-          <w:tcPr>
-            <w:tcW w:type="dxa" w:w="2500"/>
-            <w:shd w:fill="FFFFFF" w:color="auto" w:val="clear"/>
-            <w:tcMar>
-              <w:top w:type="dxa" w:w="60"/>
-              <w:left w:type="dxa" w:w="90"/>
-              <w:bottom w:type="dxa" w:w="60"/>
-              <w:right w:type="dxa" w:w="90"/>
-            </w:tcMar>
-            <w:vAlign w:val="center"/>
-          </w:tcPr>
-          <w:p>
-            <w:pPr>
-              <w:spacing w:after="0" w:line="264"/>
-            </w:pPr>
-            <w:r>
-              <w:rPr>
-                <w:b w:val="false"/>
-                <w:bCs w:val="false"/>
-                <w:sz w:val="19"/>
-                <w:szCs w:val="19"/>
-              </w:rPr>
-              <w:t xml:space="preserve">Fleet framing &amp; readiness</w:t>
-            </w:r>
-          </w:p>
-        </w:tc>
-        <w:tc>
-          <w:tcPr>
-            <w:tcW w:type="dxa" w:w="1600"/>
-            <w:shd w:fill="FFFFFF" w:color="auto" w:val="clear"/>
-            <w:tcMar>
-              <w:top w:type="dxa" w:w="60"/>
-              <w:left w:type="dxa" w:w="90"/>
-              <w:bottom w:type="dxa" w:w="60"/>
-              <w:right w:type="dxa" w:w="90"/>
-            </w:tcMar>
-            <w:vAlign w:val="center"/>
-          </w:tcPr>
-          <w:p>
-            <w:pPr>
-              <w:spacing w:after="0" w:line="264"/>
-            </w:pPr>
-            <w:r>
-              <w:rPr>
-                <w:b w:val="false"/>
-                <w:bCs w:val="false"/>
-                <w:sz w:val="19"/>
-                <w:szCs w:val="19"/>
-              </w:rPr>
-              <w:t xml:space="preserve">Synthesised</w:t>
-            </w:r>
-          </w:p>
-        </w:tc>
-        <w:tc>
-          <w:tcPr>
-            <w:tcW w:type="dxa" w:w="2426"/>
-            <w:shd w:fill="FFFFFF" w:color="auto" w:val="clear"/>
+            <w:tcW w:type="dxa" w:w="3000"/>
+            <w:shd w:fill="FFFFFF" w:color="auto" w:val="clear"/>
+            <w:tcMar>
+              <w:top w:type="dxa" w:w="60"/>
+              <w:left w:type="dxa" w:w="90"/>
+              <w:bottom w:type="dxa" w:w="60"/>
+              <w:right w:type="dxa" w:w="90"/>
+            </w:tcMar>
+            <w:vAlign w:val="center"/>
+          </w:tcPr>
+          <w:p>
+            <w:pPr>
+              <w:spacing w:after="0" w:line="264"/>
+            </w:pPr>
+            <w:r>
+              <w:rPr>
+                <w:b/>
+                <w:bCs/>
+                <w:sz w:val="19"/>
+                <w:szCs w:val="19"/>
+              </w:rPr>
+              <w:t xml:space="preserve">OEM manuals / safety standards</w:t>
+            </w:r>
+          </w:p>
+        </w:tc>
+        <w:tc>
+          <w:tcPr>
+            <w:tcW w:type="dxa" w:w="2600"/>
+            <w:shd w:fill="FFFFFF" w:color="auto" w:val="clear"/>
+            <w:tcMar>
+              <w:top w:type="dxa" w:w="60"/>
+              <w:left w:type="dxa" w:w="90"/>
+              <w:bottom w:type="dxa" w:w="60"/>
+              <w:right w:type="dxa" w:w="90"/>
+            </w:tcMar>
+            <w:vAlign w:val="center"/>
+          </w:tcPr>
+          <w:p>
+            <w:pPr>
+              <w:spacing w:after="0" w:line="264"/>
+            </w:pPr>
+            <w:r>
+              <w:rPr>
+                <w:b w:val="false"/>
+                <w:bCs w:val="false"/>
+                <w:sz w:val="19"/>
+                <w:szCs w:val="19"/>
+              </w:rPr>
+              <w:t xml:space="preserve">RAG grounding corpus (P3)</w:t>
+            </w:r>
+          </w:p>
+        </w:tc>
+        <w:tc>
+          <w:tcPr>
+            <w:tcW w:type="dxa" w:w="1900"/>
+            <w:shd w:fill="FFFFFF" w:color="auto" w:val="clear"/>
+            <w:tcMar>
+              <w:top w:type="dxa" w:w="60"/>
+              <w:left w:type="dxa" w:w="90"/>
+              <w:bottom w:type="dxa" w:w="60"/>
+              <w:right w:type="dxa" w:w="90"/>
+            </w:tcMar>
+            <w:vAlign w:val="center"/>
+          </w:tcPr>
+          <w:p>
+            <w:pPr>
+              <w:spacing w:after="0" w:line="264"/>
+            </w:pPr>
+            <w:r>
+              <w:rPr>
+                <w:b w:val="false"/>
+                <w:bCs w:val="false"/>
+                <w:sz w:val="19"/>
+                <w:szCs w:val="19"/>
+              </w:rPr>
+              <w:t xml:space="preserve">Public PDFs — planned</w:t>
+            </w:r>
+          </w:p>
+        </w:tc>
+        <w:tc>
+          <w:tcPr>
+            <w:tcW w:type="dxa" w:w="1526"/>
+            <w:shd w:fill="FFFFFF" w:color="auto" w:val="clear"/>
+            <w:tcMar>
+              <w:top w:type="dxa" w:w="60"/>
+              <w:left w:type="dxa" w:w="90"/>
+              <w:bottom w:type="dxa" w:w="60"/>
+              <w:right w:type="dxa" w:w="90"/>
+            </w:tcMar>
+            <w:vAlign w:val="center"/>
+          </w:tcPr>
+          <w:p>
+            <w:pPr>
+              <w:spacing w:after="0" w:line="264"/>
+            </w:pPr>
+            <w:r>
+              <w:rPr>
+                <w:b w:val="false"/>
+                <w:bCs w:val="false"/>
+                <w:sz w:val="19"/>
+                <w:szCs w:val="19"/>
+              </w:rPr>
+              <w:t xml:space="preserve">Medium</w:t>
+            </w:r>
+          </w:p>
+        </w:tc>
+      </w:tr>
+      <w:tr>
+        <w:tc>
+          <w:tcPr>
+            <w:tcW w:type="dxa" w:w="3000"/>
+            <w:shd w:fill="F4F7FB" w:color="auto" w:val="clear"/>
+            <w:tcMar>
+              <w:top w:type="dxa" w:w="60"/>
+              <w:left w:type="dxa" w:w="90"/>
+              <w:bottom w:type="dxa" w:w="60"/>
+              <w:right w:type="dxa" w:w="90"/>
+            </w:tcMar>
+            <w:vAlign w:val="center"/>
+          </w:tcPr>
+          <w:p>
+            <w:pPr>
+              <w:spacing w:after="0" w:line="264"/>
+            </w:pPr>
+            <w:r>
+              <w:rPr>
+                <w:b/>
+                <w:bCs/>
+                <w:sz w:val="19"/>
+                <w:szCs w:val="19"/>
+              </w:rPr>
+              <w:t xml:space="preserve">Fleet metadata (IDs, routes)</w:t>
+            </w:r>
+          </w:p>
+        </w:tc>
+        <w:tc>
+          <w:tcPr>
+            <w:tcW w:type="dxa" w:w="2600"/>
+            <w:shd w:fill="F4F7FB" w:color="auto" w:val="clear"/>
+            <w:tcMar>
+              <w:top w:type="dxa" w:w="60"/>
+              <w:left w:type="dxa" w:w="90"/>
+              <w:bottom w:type="dxa" w:w="60"/>
+              <w:right w:type="dxa" w:w="90"/>
+            </w:tcMar>
+            <w:vAlign w:val="center"/>
+          </w:tcPr>
+          <w:p>
+            <w:pPr>
+              <w:spacing w:after="0" w:line="264"/>
+            </w:pPr>
+            <w:r>
+              <w:rPr>
+                <w:b w:val="false"/>
+                <w:bCs w:val="false"/>
+                <w:sz w:val="19"/>
+                <w:szCs w:val="19"/>
+              </w:rPr>
+              <w:t xml:space="preserve">Illustrative framing — not in model</w:t>
+            </w:r>
+          </w:p>
+        </w:tc>
+        <w:tc>
+          <w:tcPr>
+            <w:tcW w:type="dxa" w:w="1900"/>
+            <w:shd w:fill="F4F7FB" w:color="auto" w:val="clear"/>
+            <w:tcMar>
+              <w:top w:type="dxa" w:w="60"/>
+              <w:left w:type="dxa" w:w="90"/>
+              <w:bottom w:type="dxa" w:w="60"/>
+              <w:right w:type="dxa" w:w="90"/>
+            </w:tcMar>
+            <w:vAlign w:val="center"/>
+          </w:tcPr>
+          <w:p>
+            <w:pPr>
+              <w:spacing w:after="0" w:line="264"/>
+            </w:pPr>
+            <w:r>
+              <w:rPr>
+                <w:b w:val="false"/>
+                <w:bCs w:val="false"/>
+                <w:sz w:val="19"/>
+                <w:szCs w:val="19"/>
+              </w:rPr>
+              <w:t xml:space="preserve">Synthesised, labelled</w:t>
+            </w:r>
+          </w:p>
+        </w:tc>
+        <w:tc>
+          <w:tcPr>
+            <w:tcW w:type="dxa" w:w="1526"/>
+            <w:shd w:fill="F4F7FB" w:color="auto" w:val="clear"/>
             <w:tcMar>
               <w:top w:type="dxa" w:w="60"/>
               <w:left w:type="dxa" w:w="90"/>
@@ -5270,6 +5380,30 @@
         </w:tc>
       </w:tr>
     </w:tbl>
+    <w:p>
+      <w:pPr>
+        <w:spacing w:after="120" w:line="276"/>
+      </w:pPr>
+      <w:r>
+        <w:rPr>
+          <w:b/>
+          <w:bCs/>
+          <w:color w:val="1F3A5F"/>
+          <w:sz w:val="20"/>
+          <w:szCs w:val="20"/>
+        </w:rPr>
+        <w:t xml:space="preserve">Primary dataset: </w:t>
+      </w:r>
+      <w:r>
+        <w:rPr>
+          <w:i/>
+          <w:iCs/>
+          <w:sz w:val="20"/>
+          <w:szCs w:val="20"/>
+        </w:rPr>
+        <w:t xml:space="preserve">NASA Prognostics Center of Excellence Li-ion Battery Aging Dataset — 34 real 18650 cells cycled to end-of-life; the four room-temperature cells (B0005, B0006, B0007, B0018) form the standard SoH/RUL benchmark used for our headline result.</w:t>
+      </w:r>
+    </w:p>
     <w:p>
       <w:pPr>
         <w:spacing w:after="120" w:line="276"/>
@@ -7958,6 +8092,33 @@
           <w:szCs w:val="21"/>
         </w:rPr>
         <w:t xml:space="preserve">Illustrative impact model (assumptions explicit) quantifying avoided premature replacement and downtime.</w:t>
+      </w:r>
+    </w:p>
+    <w:p>
+      <w:pPr>
+        <w:spacing w:after="20"/>
+      </w:pPr>
+    </w:p>
+    <w:p>
+      <w:pPr>
+        <w:spacing w:after="120" w:line="276"/>
+      </w:pPr>
+      <w:r>
+        <w:rPr>
+          <w:b/>
+          <w:bCs/>
+          <w:color w:val="1F3A5F"/>
+          <w:sz w:val="21"/>
+          <w:szCs w:val="21"/>
+        </w:rPr>
+        <w:t xml:space="preserve">Achieved in Phase P1 (real NASA data, cross-cell test on unseen cell B0018): </w:t>
+      </w:r>
+      <w:r>
+        <w:rPr>
+          <w:sz w:val="21"/>
+          <w:szCs w:val="21"/>
+        </w:rPr>
+        <w:t xml:space="preserve">SoH estimation RMSE 0.0275 (R² 0.89); RUL RMSE 16.5 cycles (R² 0.74). The model never saw the test cell during training — these are genuine generalisation results on 100% real data.</w:t>
       </w:r>
     </w:p>
     <w:p>
